--- a/example_articles/states/Alabama/2.states_Alabama_New_York_Times.docx
+++ b/example_articles/states/Alabama/2.states_Alabama_New_York_Times.docx
@@ -27,17 +27,17 @@
     </w:p>
     <w:p>
       <w:r>
-        <w:t>Source File: NYT/44.DOCX</w:t>
+        <w:t>Source file: NYT/44.DOCX</w:t>
       </w:r>
     </w:p>
     <w:p>
       <w:r>
-        <w:t>Raw locations result: ['Alabama']</w:t>
+        <w:t>Raw locations result, 'locations': ['Alabama']</w:t>
       </w:r>
     </w:p>
     <w:p>
       <w:r>
-        <w:t>states_stand_flat (Standardized): Alabama</w:t>
+        <w:t>Standardized locations result, 'states_stand_flat': Alabama</w:t>
       </w:r>
     </w:p>
     <w:p>

--- a/example_articles/states/Alabama/2.states_Alabama_New_York_Times.docx
+++ b/example_articles/states/Alabama/2.states_Alabama_New_York_Times.docx
@@ -7,7 +7,9 @@
         <w:pStyle w:val="Heading1"/>
       </w:pPr>
       <w:r>
-        <w:t>Cold Cash Succeeds Cold War as the Berlin Film Festival's Mission</w:t>
+        <w:t>TV WEEKEND;</w:t>
+        <w:br/>
+        <w:t>Tactical Odyssey of George Wallace - Correction Appended</w:t>
       </w:r>
     </w:p>
     <w:p>
@@ -17,17 +19,17 @@
     </w:p>
     <w:p>
       <w:r>
-        <w:t>Date: 1998-02-18</w:t>
+        <w:t>Date: 2000-04-22</w:t>
       </w:r>
     </w:p>
     <w:p>
       <w:r>
-        <w:t>Section: Section E; Column 1; The Arts/Cultural Desk; Pg. 1</w:t>
+        <w:t>Section: Section E; ; Section E; Part 1; Page 34; Column 1; Movies, Performing Arts/Weekend Desk ; Part 1; ; Column 1;</w:t>
       </w:r>
     </w:p>
     <w:p>
       <w:r>
-        <w:t>Source file: NYT/44.DOCX</w:t>
+        <w:t>Source file: NYT/47.DOCX</w:t>
       </w:r>
     </w:p>
     <w:p>
@@ -49,39 +51,72 @@
     </w:p>
     <w:p>
       <w:r>
-        <w:t>During the cold war, the Berlin Film Festival had loads of money and a strong political mission. Today it is hard up and struggling to find a new identity. Not that it has many options. At the world's main film festivals, business has long since supplanted art or even politics as the main concern. Berlin, it seems, has had little choice but to go commercial.</w:t>
+        <w:t>A deathbed conversion may save a person's soul, but it can't erase the actions of his life. How late-life changes affect the historical record is a muddier issue, as illustrated by the case of George C. Wallace, who had one of the most explosive careers and one of the most curious final acts in American politics.</w:t>
         <w:br/>
-        <w:t xml:space="preserve"> As in recent years, the big American studios have again used Berlin as a European showcase for movies already released in the United States, among them ''Good Will Hunting,'' ''The Boxer,'' ''Jackie Brown,'' ''Wag the Dog'' and ''The Gingerbread Man.'' The festival provides the films with a good deal of free publicity, but they will all soon be in theaters here.</w:t>
+        <w:t>"George Wallace: Settin' the Woods on Fire" is a taut, fascinating film about a man who towered over Southern politics for three decades, and though it breaks no historical ground it may be surprising to a public that remembers Wallace only as an inflammatory, racist demagogue. He was surely that for most of his career, declaring "segregation now, segregation tomorrow and segregation forever" at his first inauguration as governor of Alabama in 1963. But that's not where he began or where he ended.</w:t>
         <w:br/>
-        <w:t xml:space="preserve">  But when it comes to finding new films with box office potential, the shadow of Cannes in May already hovers over Berlin in February. A good many producers prefer to gamble on their movies being picked for Cannes rather than to accept a slot in Berlin's official competition. Until this year, Italian films were even boycotting Berlin to favor the summer film festival in Venice.</w:t>
+        <w:t>Wallace started as a progressive and became a bullying anti-integrationist. Finally, after an assassination attempt left him paralyzed, he turned into a frail old man in a wheelchair asking for the forgiveness and the votes of the very people he had tried to keep down.</w:t>
         <w:br/>
-        <w:t xml:space="preserve"> Still, at this 48th Berlinale, which closes on Sunday with the screening of Peter Hewitt's new ''Sliding Doors,'' at least three new films have been enthusiastically received by critics and Berlin audiences and seem likely contenders for the festival's Golden Bear awards this weekend: the Coen brothers' latest movie, ''The Big Lebowski''; Neil Jordan's adaptation of the Irish novel ''The Butcher Boy'' and Walter Salles's ''Central Station'' from Brazil.</w:t>
+        <w:t>The inherent drama of this story was brought to life in John Frankenheimer's rich and thoughtful TNT film in 1997, with Gary Sinise as Wallace. The new documentary does less than that dramatized version to enter Wallace's thoughts, but it assumes a similar attitude: he was a driven opportunist whose racism sprang from his desire to be elected, not vice versa. Like the TNT movie, the documentary presents this view not as apology but as explanation.</w:t>
         <w:br/>
-        <w:t xml:space="preserve"> Set in Los Angeles in the early 1990's, ''The Big Lebowski'' is a Raymond Chandler-inspired comedy of errors that plunges a chronically lazy marijuana smoker who calls himself the Dude (Jeff Bridges) and his manic Vietnam veteran pal Walter (John Goodman) into a tale of kidnapping, extortion, double-crossing and seduction when they would both prefer to be bowling with their friend Donny (Steve Buscemi).</w:t>
+        <w:t>The first 90-minute installment of "Settin' the Woods on Fire" will be shown on Sunday and the second on Monday as part of PBS's "American Experience" series. It is so fluently paced and edited that it feels far shorter than three hours.</w:t>
         <w:br/>
-        <w:t xml:space="preserve"> Thanks to ''Barton Fink'' and ''Fargo,'' Joel and Ethan Coen seem to be fast acquiring the cult adulation previously reserved in Europe for Woody Allen. And the proof was the most crowded post-screening news conference of the festival so far. Since the brothers are not famous talkers, however, the questions were often longer than the answers. Asked about one scene that seemed to have no rhyme nor reason, Joel Coen, the film's director, explained that it was ''what we call a 'Kafka break.' '' And to the question of whether the movie had any purpose beyond laughing at Nazis and ''Hispanic pederasts'' (a reference to a character played by John Turturro), he paused at length and then offered, ''I guess you hit the nail on the head.''</w:t>
+        <w:t>Though Wallace died in 1998, he is a vivid presence here in many news clips, with his down-home accent, oiled hair and a face that could turn in a flash from a good-old-boy smile to a rock-hard glare. The documentary traces his life, including his beginnings in a poor farm family, but is most concerned with his role in political history. That focus on his public life makes sense because, despite his having four children, Wallace's true life's blood was politics.</w:t>
         <w:br/>
-        <w:t xml:space="preserve"> ''The Butcher Boy,'' a dramatic switch for Mr. Jordan after ''Michael Collins,'' is also full of humor though it tells a darker story, of a 12-year-old boy growing up in a small Irish town in the early 1960's. Francie Brady, played by Eamonn Owens, lives in a fantasy world peopled by the Lone Ranger and the Virgin Mary (Sinead O'Connor). When this world is disturbed by a meddling neighbor, Mrs. Nugent (Fiona Shaw), Francie goes from being naughty to seriously nasty.</w:t>
+        <w:t>His daughter, Peggy Wallace Kennedy, remembers that at dinner one night he said that only two things mattered in life: "Money and power, and I don't care for money." As his career takes off, his story becomes a morality tale about American politics in all its shallow star-making and deep-rooted biases.</w:t>
         <w:br/>
-        <w:t xml:space="preserve"> The film, in which Stephen Rea plays Francie's drunken father and provides Francie's own voice recounting the story 20 years later, is remarkably faithful to the novel, which was a finalist for Britain's Booker Prize in 1992. ''The book is one of those extraordinary books that is so local that it is not even Irish,'' Mr. Jordan said. ''I just wanted to show the series of disasters that occur to this boy and lead his mind to becoming unhinged.''</w:t>
+        <w:t>He was a segregationist during his first campaign for governor, in 1958, yet lost to a blatant Klan-connected racist. From then on, an ugly, vociferous appeal to racism would become his key to victory. He made what the film had earlier called his "devil's bargain to achieve power."</w:t>
         <w:br/>
-        <w:t xml:space="preserve"> In picking Eamonn Owens for the challenging role of Francie, Mr. Jordan said he followed his belief that ''if you cast a child, you're better off casting one who has done no acting.'' </w:t>
+        <w:t>Throughout, the filmmakers subtly and cleverly use images of Wallace that reflect the commentary, a technique put to its strongest use at this turning point. A clip of Wallace walking down the street is frozen as he looks toward the camera, with an expression on his face that says the devil may be inside.</w:t>
         <w:br/>
-        <w:t xml:space="preserve"> Mr. Salles belatedly reached the same conclusion in ''Central Station,'' auditioning some 1,500 boys before picking Vinicius de Oliveira, a 10-year-old shoeshine boy in Rio de Janeiro, to play one of the two lead roles, Josue.</w:t>
+        <w:t>Another telling freeze frame appears after the section that chronicles the bombing of a black church in Birmingham in 1963 in which four little girls were killed. Then governor, Wallace was blamed for fostering an atmosphere volatile enough to encourage such an action, and this time the frozen image shows an opaque facial expression. Giving no hint of satisfaction or remorse, it is the face of a survivor assessing his next move.</w:t>
         <w:br/>
-        <w:t xml:space="preserve"> In the movie, which was well received at this year's Sundance Film Festival, Josue sees his mother killed by a bus outside Rio's main railroad station. Homeless and destitute, he is befriended by Dora (Fernanda Montenegro), a retired schoolteacher who now writes letters dictated to her by illiterates passing through the station (albeit posting only those of which she approves). Eventually, the two set off by bus for Brazil's impoverished northeast in search of Josue's father.</w:t>
+        <w:t>Wallace himself knew how to use the cameras. When he stood on the steps of the University of Alabama in 1963, defying a court order to allow black students to enroll, he stage-managed a confrontation with the United States attorney general, Robert F. Kennedy, that every television network carried.</w:t>
         <w:br/>
-        <w:t xml:space="preserve"> ''Central Station'' stands out for its realistic depiction of the lives of ordinary Brazilians. It also offers evidence of a rebirth of Brazil's movie industry thanks to new investment incentives. Last year's Berlinale presented Bruno Barreto's ''Four Days in September,'' which was nominated last week for an Oscar for best foreign-language film.</w:t>
+        <w:t>Barred by law from running for re-election, he successfully ran his wife as his surrogate. Lurleen Wallace was a homebody who announced her candidacy just weeks after undergoing cancer surgery. An Alabama newspaper editor tells of the day she stuck her head out of her office looking for her husband.</w:t>
         <w:br/>
-        <w:t xml:space="preserve"> In contrast, with the exception of ''The Butcher Boy,'' Europe's offerings were modest here this year. Nick Hurran's ''Girls' Night'' is a tears-and-laughter story of two middle-aged working-class British women, played by Branda Blethyn and Julie Walters, who share their bingo winnings and head off to Las Vegas for a final fling after one of them is diagnosed with terminal cancer.</w:t>
+        <w:t>"Where's the governor?" she asked an aide.</w:t>
         <w:br/>
-        <w:t xml:space="preserve"> For the official competition, Germany offered only ''The Big Mambo,'' a lighthearted first movie by the actor Michael Gwisdek in which he and his wife, Corinna Harfouch, star as an actor and actress trying to make their first movie. Jeroen Krabbe, a well-known Dutch actor, chose to make his first film, ''Left Luggage,'' in English, although it is set in Antwerp's Jewish community.</w:t>
+        <w:t>"You are the governor," the aide reminded her.</w:t>
         <w:br/>
-        <w:t xml:space="preserve"> But after Jacques Doillon's perennial French love triangle, ''Trop (Peu) d'Amour,'' provoked sniggers and yawns from one festival audience, it took the veteran French director Alain Resnais to show that life remains in the European movie industry. In ''On Connait la Chanson'' (''Same Old Song''), his trick is simple but effective: in a light tale of love and intrigue, his characters keep breaking out in song, lip-synching popular French songs with straight faces to hilarious effect.</w:t>
+        <w:t>She died halfway through her term, beloved by Alabamans, and the account of her death is the one unambiguously moving episode in the film.</w:t>
         <w:br/>
+        <w:t>The on-camera interviews, always to the point, include remarks from two of Wallace's children and his second wife, Cornelia, as well as former colleagues and political commentators. The primary on-camera expert is Dan T. Carter, author of the aptly named book "The Politics of Rage," about Wallace's trail-blazing influence. The film adopts Mr. Carter's argument (often reasonably, though at times overstating the case) that Wallace paved the way for more acceptable conservatives like Ronald Reagan and moderate Southerners like Jimmy Carter and Bill Clinton. In his several presidential campaigns Wallace never got near the White House, but he gained a following among working-class and ethnic whites by playing to their sense of anger and disenfranchisement.</w:t>
+        <w:br/>
+        <w:t>Wallace's racist remarks remain brutal to watch; so does the news film of the moment he is shot, at a rally in Maryland in 1972. Cornelia Wallace, shown leaning over his body then, recalls that moment and allows viewers to see her husband in human terms. The documentary refuses to milk Wallace's last years for sympathy, though, an admirably hardheaded choice.</w:t>
+        <w:br/>
+        <w:t>Perhaps because of that decision, and perhaps because his political influence waned after the shooting, the film pays little attention to his final phase.</w:t>
+        <w:br/>
+        <w:t>There are descriptions of Wallace calling old enemies, asking for forgiveness, but this zooms past in 10 minutes. It's as if the film doesn't know what to make of a repentant, nonsegregationist Wallace.</w:t>
+        <w:br/>
+        <w:t>When J. L. Chestnut, a black lawyer who knew Wallace, says, "Forgive yes, forget never," the response is weaker than it should be because it is framed in cliched terms. Yet he is right to say, "We must deal with the reality of Wallace," with his demagoguery and its meaning. There is no way to know whether Wallace was truly trying to redeem his soul, but this otherwise astute film could have done more to address how the cagey politician, weakened though he was, tried to redeem his historical legacy to the end.</w:t>
+        <w:br/>
+        <w:t xml:space="preserve"> </w:t>
+        <w:br/>
+        <w:t>THE AMERICAN EXPERIENCE</w:t>
+        <w:br/>
+        <w:t xml:space="preserve"> </w:t>
+        <w:br/>
+        <w:t>George Wallace:</w:t>
+        <w:br/>
+        <w:t>Settin' the Woods on Fire PBS, Sunday and Monday nights at 9</w:t>
+        <w:br/>
+        <w:t>(Channel 13 in New York)</w:t>
+        <w:br/>
+        <w:t xml:space="preserve"> </w:t>
+        <w:br/>
+        <w:t>Written by Steve Fayer, Daniel McCabe and Paul Stekler, based in part on the book "The Politics of Rage: George Wallace, the Origins of the New Conservatism, and the Transformation of American Politics," by Dan T. Carter. Produced and directed by Mr. McCabe and Mr. Stekler; Sandra Guardado, coordinating producer. Cinematography by John Hazard. Music by Mason Daring and Duke Levine. Randy Quaid, narrator. "The American Experience" is produced by WGBH Boston. Margaret Drain, executive producer; Mark Samels, senior producer. David McCullough, series host.</w:t>
         <w:br/>
         <w:br/>
         <w:t>http://www.nytimes.com</w:t>
+        <w:br/>
+        <w:t>Correction</w:t>
+        <w:br/>
+        <w:br/>
+        <w:t>A television review in Weekend yesterday about the documentary "George Wallace: Settin' the Woods on Fire," to be shown tomorrow and Monday on PBS, misidentified the opponent in Wallace's televised confrontation with the United States government in 1963 over desegregating the University of Alabama. He was Deputy Attorney General Nicholas deB. Katzenbach, not Attorney General Robert F. Kennedy.</w:t>
+        <w:br/>
+        <w:br/>
+        <w:t>Correction-Date: April 22, 2000, Saturday</w:t>
         <w:br/>
         <w:br/>
         <w:t>Graphic</w:t>
@@ -89,7 +124,7 @@
         <w:br/>
         <w:t xml:space="preserve"> </w:t>
         <w:br/>
-        <w:t>Photo: Jeff Bridges in ''The Big Lebowski,'' a Coen brothers' film. (Merrick Morton)(pg. E3)</w:t>
+        <w:t>Photo: George C. Wallace campaigning for governor of Alabama in 1958. (Wallace Foundation)</w:t>
       </w:r>
     </w:p>
     <w:sectPr>

--- a/example_articles/states/Alabama/2.states_Alabama_New_York_Times.docx
+++ b/example_articles/states/Alabama/2.states_Alabama_New_York_Times.docx
@@ -7,9 +7,7 @@
         <w:pStyle w:val="Heading1"/>
       </w:pPr>
       <w:r>
-        <w:t>TV WEEKEND;</w:t>
-        <w:br/>
-        <w:t>Tactical Odyssey of George Wallace - Correction Appended</w:t>
+        <w:t>Fitting Messenger for News the President Was Uncomfortable Delivering</w:t>
       </w:r>
     </w:p>
     <w:p>
@@ -19,22 +17,22 @@
     </w:p>
     <w:p>
       <w:r>
-        <w:t>Date: 2000-04-22</w:t>
+        <w:t>Date: 2017-09-06</w:t>
       </w:r>
     </w:p>
     <w:p>
       <w:r>
-        <w:t>Section: Section E; ; Section E; Part 1; Page 34; Column 1; Movies, Performing Arts/Weekend Desk ; Part 1; ; Column 1;</w:t>
+        <w:t>Section: Section A; Column 0; National Desk; Pg. 16</w:t>
       </w:r>
     </w:p>
     <w:p>
       <w:r>
-        <w:t>Source file: NYT/47.DOCX</w:t>
+        <w:t>Source file: NYT/25.DOCX</w:t>
       </w:r>
     </w:p>
     <w:p>
       <w:r>
-        <w:t>Raw locations result, 'locations': ['Alabama']</w:t>
+        <w:t>Raw locations result, 'locations': ['Alabama', 'NA']</w:t>
       </w:r>
     </w:p>
     <w:p>
@@ -51,72 +49,58 @@
     </w:p>
     <w:p>
       <w:r>
-        <w:t>A deathbed conversion may save a person's soul, but it can't erase the actions of his life. How late-life changes affect the historical record is a muddier issue, as illustrated by the case of George C. Wallace, who had one of the most explosive careers and one of the most curious final acts in American politics.</w:t>
+        <w:t>WASHINGTON -- As an up-and-coming politician in Alabama, Jeff Sessions watched as his state's poultry industry illegally hired Mexican and Central American immigrants to jobs that had once been filled by poor, unskilled American workers. As a senator, Mr. Sessions argued that displaced American workers like these -- not the people replacing them -- deserved compassion.</w:t>
         <w:br/>
-        <w:t>"George Wallace: Settin' the Woods on Fire" is a taut, fascinating film about a man who towered over Southern politics for three decades, and though it breaks no historical ground it may be surprising to a public that remembers Wallace only as an inflammatory, racist demagogue. He was surely that for most of his career, declaring "segregation now, segregation tomorrow and segregation forever" at his first inauguration as governor of Alabama in 1963. But that's not where he began or where he ended.</w:t>
+        <w:t xml:space="preserve">So when President Trump chose Mr. Sessions, now the attorney general, to announce on Tuesday the end of an Obama-era immigration program that shielded young immigrants from deportation, there was no doubt what message he would deliver. Mr. Trump has expressed conflicting emotions about those who were brought to the country as children, but Mr. Sessions expressed no such qualms. </w:t>
         <w:br/>
-        <w:t>Wallace started as a progressive and became a bullying anti-integrationist. Finally, after an assassination attempt left him paralyzed, he turned into a frail old man in a wheelchair asking for the forgiveness and the votes of the very people he had tried to keep down.</w:t>
+        <w:t xml:space="preserve">  ''There is nothing compassionate about the failure to enforce immigration laws,'' Mr. Sessions said.</w:t>
         <w:br/>
-        <w:t>The inherent drama of this story was brought to life in John Frankenheimer's rich and thoughtful TNT film in 1997, with Gary Sinise as Wallace. The new documentary does less than that dramatized version to enter Wallace's thoughts, but it assumes a similar attitude: he was a driven opportunist whose racism sprang from his desire to be elected, not vice versa. Like the TNT movie, the documentary presents this view not as apology but as explanation.</w:t>
+        <w:t xml:space="preserve">  Just a few weeks ago, Mr. Trump was so enraged that Mr. Sessions had recused himself from a Justice Department investigation into Russian meddling into the 2016 presidential election that Mr. Trump publicly expressed his regrets about making him the nation's chief law enforcement official. The president criticized Mr. Sessions so often that he seemed to be encouraging him to quit. But Mr. Sessions, the first senator to endorse Mr. Trump in the campaign and his first cabinet appointment, endured.</w:t>
         <w:br/>
-        <w:t>The first 90-minute installment of "Settin' the Woods on Fire" will be shown on Sunday and the second on Monday as part of PBS's "American Experience" series. It is so fluently paced and edited that it feels far shorter than three hours.</w:t>
+        <w:t xml:space="preserve">  And on Tuesday, Mr. Sessions not only served as the administration's spokesman, he also spoke directly to Mr. Trump's base in a blunt, uncompromising way that the president himself was uncomfortable doing.</w:t>
         <w:br/>
-        <w:t>Though Wallace died in 1998, he is a vivid presence here in many news clips, with his down-home accent, oiled hair and a face that could turn in a flash from a good-old-boy smile to a rock-hard glare. The documentary traces his life, including his beginnings in a poor farm family, but is most concerned with his role in political history. That focus on his public life makes sense because, despite his having four children, Wallace's true life's blood was politics.</w:t>
+        <w:t xml:space="preserve">  ''The White House needed him to do this because I don't think Trump would have delivered a convincing performance,'' said Mark Krikorian, a Sessions ally and the executive director of the Center for Immigration Studies. ''His own body language and ad-libbing would have undercut his message.''</w:t>
         <w:br/>
-        <w:t>His daughter, Peggy Wallace Kennedy, remembers that at dinner one night he said that only two things mattered in life: "Money and power, and I don't care for money." As his career takes off, his story becomes a morality tale about American politics in all its shallow star-making and deep-rooted biases.</w:t>
+        <w:t xml:space="preserve">  Mr. Trump campaigned on a promise to end the Deferred Action for Childhood Arrivals program, an executive action known as DACA. That program shielded hundreds of thousands of immigrants who illegally arrived in the United States as children. But as president, he has chafed at being seen as punishing children for the crimes of their parents.</w:t>
         <w:br/>
-        <w:t>He was a segregationist during his first campaign for governor, in 1958, yet lost to a blatant Klan-connected racist. From then on, an ugly, vociferous appeal to racism would become his key to victory. He made what the film had earlier called his "devil's bargain to achieve power."</w:t>
+        <w:t xml:space="preserve">  Mr. Trump has purged the White House of some hard-line voices, like Stephen K. Bannon, his former chief strategist, but Mr. Sessions is not alone in his hard-line views. Mr. Sessions's longtime aide, Stephen Miller, is a senior White House policy adviser who shares his former boss's strident views on immigration. But on the opposite side are two formidable foes -- the president's daughter Ivanka Trump and his son-in-law, Jared Kushner, who are both White House advisers and encouraged Mr. Trump to extend protections to the estimated 800,000 people protected under DACA.</w:t>
         <w:br/>
-        <w:t>Throughout, the filmmakers subtly and cleverly use images of Wallace that reflect the commentary, a technique put to its strongest use at this turning point. A clip of Wallace walking down the street is frozen as he looks toward the camera, with an expression on his face that says the devil may be inside.</w:t>
+        <w:t xml:space="preserve">  ''I think he's genuinely uncomfortable,'' Mr. Krikorian said, referring to the president. ''And I'm sure he's constantly hearing from his daughter, 'Oh, Daddy, look at the little babies.'''</w:t>
         <w:br/>
-        <w:t>Another telling freeze frame appears after the section that chronicles the bombing of a black church in Birmingham in 1963 in which four little girls were killed. Then governor, Wallace was blamed for fostering an atmosphere volatile enough to encourage such an action, and this time the frozen image shows an opaque facial expression. Giving no hint of satisfaction or remorse, it is the face of a survivor assessing his next move.</w:t>
+        <w:t xml:space="preserve">  But if the president was torn, Mr. Sessions had no such doubts and has argued that the nation's compassion is being manipulated and misplaced.</w:t>
         <w:br/>
-        <w:t>Wallace himself knew how to use the cameras. When he stood on the steps of the University of Alabama in 1963, defying a court order to allow black students to enroll, he stage-managed a confrontation with the United States attorney general, Robert F. Kennedy, that every television network carried.</w:t>
+        <w:t xml:space="preserve">  For years, he has encouraged politicians to speak to the millions of working Americans who have been frozen out of the immigration debate. He helped kill bipartisan immigration legislation and delivered impassioned speeches about the moral and legal obligation of strict border enforcement. And he was a key architect of Mr. Trump's populist ''America First'' campaign agenda.</w:t>
         <w:br/>
-        <w:t>Barred by law from running for re-election, he successfully ran his wife as his surrogate. Lurleen Wallace was a homebody who announced her candidacy just weeks after undergoing cancer surgery. An Alabama newspaper editor tells of the day she stuck her head out of her office looking for her husband.</w:t>
+        <w:t xml:space="preserve">  Tuesday's speech gave Mr. Sessions his highest profile platform for those arguments. Reading his speech and taking no questions, he revisited many of the themes of his Senate years, declaring that the government's first obligation is to ensure the well-being of its citizens.</w:t>
         <w:br/>
-        <w:t>"Where's the governor?" she asked an aide.</w:t>
+        <w:t xml:space="preserve">  ''Enforcing the law saves lives, protects communities and taxpayers, and prevents human suffering,'' Mr. Sessions said. ''Failure to enforce the laws in the past has put our nation at risk of crime, violence and even terrorism.''</w:t>
         <w:br/>
-        <w:t>"You are the governor," the aide reminded her.</w:t>
+        <w:t xml:space="preserve">  Roy Beck, whose group, NumbersUSA, advocates restricting immigration, watched the address and saw vintage Mr. Sessions, a man whom he has counted as an ally for decades.</w:t>
         <w:br/>
-        <w:t>She died halfway through her term, beloved by Alabamans, and the account of her death is the one unambiguously moving episode in the film.</w:t>
+        <w:t xml:space="preserve">  ''I was loving it,'' Mr. Beck said. ''I miss watching these on the Senate floor.''</w:t>
         <w:br/>
-        <w:t>The on-camera interviews, always to the point, include remarks from two of Wallace's children and his second wife, Cornelia, as well as former colleagues and political commentators. The primary on-camera expert is Dan T. Carter, author of the aptly named book "The Politics of Rage," about Wallace's trail-blazing influence. The film adopts Mr. Carter's argument (often reasonably, though at times overstating the case) that Wallace paved the way for more acceptable conservatives like Ronald Reagan and moderate Southerners like Jimmy Carter and Bill Clinton. In his several presidential campaigns Wallace never got near the White House, but he gained a following among working-class and ethnic whites by playing to their sense of anger and disenfranchisement.</w:t>
+        <w:t xml:space="preserve">  The White House and Justice Department said Mr. Sessions made Tuesday's announcement because it was a question of law.</w:t>
         <w:br/>
-        <w:t>Wallace's racist remarks remain brutal to watch; so does the news film of the moment he is shot, at a rally in Maryland in 1972. Cornelia Wallace, shown leaning over his body then, recalls that moment and allows viewers to see her husband in human terms. The documentary refuses to milk Wallace's last years for sympathy, though, an admirably hardheaded choice.</w:t>
+        <w:t xml:space="preserve">  In his remarks, Mr. Sessions said that President Barack Obama's original executive action was unconstitutional, but did not explain how. He cited a federal appeals court ruling last year that blocked a similar immigration order, but that ruling did not say the executive action was unconstitutional. The Justice Department released no legal memos explaining Mr. Trump's decision, and it did not elaborate on Mr. Sessions's remarks about constitutionality.</w:t>
         <w:br/>
-        <w:t>Perhaps because of that decision, and perhaps because his political influence waned after the shooting, the film pays little attention to his final phase.</w:t>
+        <w:t xml:space="preserve">  ''This is clearly the president's decision and comes out of the White House, but it was interesting to see it was going to be delivered by the attorney general,'' Mr. Beck said. ''There's no question the attorney general certainly stepped up to the plate, and, I think, was a tremendous spokesperson for the administration today.''</w:t>
         <w:br/>
-        <w:t>There are descriptions of Wallace calling old enemies, asking for forgiveness, but this zooms past in 10 minutes. It's as if the film doesn't know what to make of a repentant, nonsegregationist Wallace.</w:t>
+        <w:t xml:space="preserve">  Mr. Trump came to office promising a hard line on immigration. He said he would build a wall along the southern border with Mexico to keep out ''rapists,'' ''killers'' and ''bad hombres.'' And he promised to increase deportations protect American jobs. But Tuesday was not the first time that Mr. Sessions struck a sharper chord than Mr. Trump on the president's signature issue.</w:t>
         <w:br/>
-        <w:t>When J. L. Chestnut, a black lawyer who knew Wallace, says, "Forgive yes, forget never," the response is weaker than it should be because it is framed in cliched terms. Yet he is right to say, "We must deal with the reality of Wallace," with his demagoguery and its meaning. There is no way to know whether Wallace was truly trying to redeem his soul, but this otherwise astute film could have done more to address how the cagey politician, weakened though he was, tried to redeem his historical legacy to the end.</w:t>
+        <w:t xml:space="preserve">  Mr. Sessions, born into poverty in the Deep South, nurtured and shaped the immigration views of Mr. Trump, a scion of a New York real estate empire. In January 2015, months before Mr. Trump entered the presidential race, Mr. Sessions issued a lengthy memo to his congressional colleagues and predicted that a Republican candidate who spoke to the working class about immigration could win the White House.</w:t>
         <w:br/>
-        <w:t xml:space="preserve"> </w:t>
+        <w:t xml:space="preserve">  ''For decades, the American people have begged and pleaded for a just and lawful system of immigration that serves their interests,'' Mr. Sessions wrote. He added, ''Speak to that constituency -- with clarity and compassion -- and change the issue forever.''</w:t>
         <w:br/>
-        <w:t>THE AMERICAN EXPERIENCE</w:t>
+        <w:t xml:space="preserve">  Mr. Sessions revisited those themes on Tuesday.</w:t>
         <w:br/>
-        <w:t xml:space="preserve"> </w:t>
+        <w:t xml:space="preserve">  Supporters of DACA say it is cruel to take away a benefit from people who had no choice but to come to the United States. Mr. Sessions instead suggested that it caused ''terrible humanitarian consequences'' by encouraging people to take young children on a dangerous trip across the border.</w:t>
         <w:br/>
-        <w:t>George Wallace:</w:t>
+        <w:t xml:space="preserve">  And speaking to Mr. Trump's dilemma, Mr. Sessions said that the decision showed no animus to the many people who would soon face the threat of deportation. ''This does not mean they are bad people or that our nation disrespects or demeans them in any way,'' Mr. Sessions said. ''It means we are properly enforcing our laws.''</w:t>
         <w:br/>
-        <w:t>Settin' the Woods on Fire PBS, Sunday and Monday nights at 9</w:t>
-        <w:br/>
-        <w:t>(Channel 13 in New York)</w:t>
-        <w:br/>
-        <w:t xml:space="preserve"> </w:t>
-        <w:br/>
-        <w:t>Written by Steve Fayer, Daniel McCabe and Paul Stekler, based in part on the book "The Politics of Rage: George Wallace, the Origins of the New Conservatism, and the Transformation of American Politics," by Dan T. Carter. Produced and directed by Mr. McCabe and Mr. Stekler; Sandra Guardado, coordinating producer. Cinematography by John Hazard. Music by Mason Daring and Duke Levine. Randy Quaid, narrator. "The American Experience" is produced by WGBH Boston. Margaret Drain, executive producer; Mark Samels, senior producer. David McCullough, series host.</w:t>
+        <w:t xml:space="preserve">  Get politics and Washington news updates via Facebook, Twitter and the Morning Briefing newsletter.</w:t>
         <w:br/>
         <w:br/>
-        <w:t>http://www.nytimes.com</w:t>
-        <w:br/>
-        <w:t>Correction</w:t>
-        <w:br/>
-        <w:br/>
-        <w:t>A television review in Weekend yesterday about the documentary "George Wallace: Settin' the Woods on Fire," to be shown tomorrow and Monday on PBS, misidentified the opponent in Wallace's televised confrontation with the United States government in 1963 over desegregating the University of Alabama. He was Deputy Attorney General Nicholas deB. Katzenbach, not Attorney General Robert F. Kennedy.</w:t>
-        <w:br/>
-        <w:br/>
-        <w:t>Correction-Date: April 22, 2000, Saturday</w:t>
+        <w:t>https://www.nytimes.com/2017/09/05/us/politics/jeff-sessions-daca-immigration.html</w:t>
         <w:br/>
         <w:br/>
         <w:t>Graphic</w:t>
@@ -124,7 +108,7 @@
         <w:br/>
         <w:t xml:space="preserve"> </w:t>
         <w:br/>
-        <w:t>Photo: George C. Wallace campaigning for governor of Alabama in 1958. (Wallace Foundation)</w:t>
+        <w:t>PHOTO: Attorney General Jeff Sessions told reporters, ''There is nothing compassionate about the failure to enforce immigration laws.'' (PHOTOGRAPH BY TOM BRENNER/THE NEW YORK TIMES)</w:t>
       </w:r>
     </w:p>
     <w:sectPr>

--- a/example_articles/states/Alabama/2.states_Alabama_New_York_Times.docx
+++ b/example_articles/states/Alabama/2.states_Alabama_New_York_Times.docx
@@ -32,7 +32,7 @@
     </w:p>
     <w:p>
       <w:r>
-        <w:t>Raw locations result, 'locations': ['Alabama', 'NA']</w:t>
+        <w:t>Raw locations result, 'locations': ['Alabama']</w:t>
       </w:r>
     </w:p>
     <w:p>
